--- a/5sem/web/web_joomla/Отчет3.docx
+++ b/5sem/web/web_joomla/Отчет3.docx
@@ -1187,7 +1187,7 @@
     </w:p>
     <w:p>
       <w:pPr>
-        <w:pStyle w:val="Style16"/>
+        <w:pStyle w:val="Style14"/>
         <w:numPr>
           <w:ilvl w:val="0"/>
           <w:numId w:val="1"/>
@@ -1214,7 +1214,7 @@
     </w:p>
     <w:p>
       <w:pPr>
-        <w:pStyle w:val="Style16"/>
+        <w:pStyle w:val="Style14"/>
         <w:numPr>
           <w:ilvl w:val="0"/>
           <w:numId w:val="0"/>
@@ -1241,7 +1241,7 @@
     </w:p>
     <w:p>
       <w:pPr>
-        <w:pStyle w:val="Style16"/>
+        <w:pStyle w:val="Style14"/>
         <w:bidi w:val="0"/>
         <w:ind w:hanging="0" w:start="0" w:end="0"/>
         <w:rPr>
@@ -1264,7 +1264,7 @@
     </w:p>
     <w:p>
       <w:pPr>
-        <w:pStyle w:val="Style16"/>
+        <w:pStyle w:val="Style14"/>
         <w:numPr>
           <w:ilvl w:val="0"/>
           <w:numId w:val="0"/>
@@ -1287,7 +1287,7 @@
     </w:p>
     <w:p>
       <w:pPr>
-        <w:pStyle w:val="Style16"/>
+        <w:pStyle w:val="Style14"/>
         <w:numPr>
           <w:ilvl w:val="0"/>
           <w:numId w:val="1"/>
@@ -1308,48 +1308,28 @@
           <w:sz w:val="24"/>
           <w:szCs w:val="24"/>
         </w:rPr>
-        <w:t xml:space="preserve">Реализация схемы страниц </w:t>
-      </w:r>
-      <w:r>
-        <w:rPr>
+        <w:t>Реализация схемы страниц на основе HTML кода из РГР.</w:t>
+      </w:r>
+    </w:p>
+    <w:p>
+      <w:pPr>
+        <w:pStyle w:val="Heading2"/>
+        <w:bidi w:val="0"/>
+        <w:jc w:val="start"/>
+        <w:rPr>
+          <w:rFonts w:ascii="Adwaita Mono" w:hAnsi="Adwaita Mono"/>
+          <w:color w:val="383A42"/>
+          <w:sz w:val="20"/>
+          <w:szCs w:val="20"/>
+          <w:shd w:fill="FAFAFA" w:val="clear"/>
+        </w:rPr>
+      </w:pPr>
+      <w:r>
+        <w:rPr>
+          <w:rStyle w:val="Strong"/>
           <w:rFonts w:ascii="Adwaita Sans" w:hAnsi="Adwaita Sans"/>
           <w:b/>
           <w:bCs/>
-          <w:sz w:val="24"/>
-          <w:szCs w:val="24"/>
-        </w:rPr>
-        <w:t>на основе HTML кода из РГР</w:t>
-      </w:r>
-      <w:r>
-        <w:rPr>
-          <w:rFonts w:ascii="Adwaita Sans" w:hAnsi="Adwaita Sans"/>
-          <w:b/>
-          <w:bCs/>
-          <w:sz w:val="24"/>
-          <w:szCs w:val="24"/>
-        </w:rPr>
-        <w:t>.(только часть описание)</w:t>
-      </w:r>
-    </w:p>
-    <w:p>
-      <w:pPr>
-        <w:pStyle w:val="Heading2"/>
-        <w:bidi w:val="0"/>
-        <w:jc w:val="start"/>
-        <w:rPr>
-          <w:rFonts w:ascii="Adwaita Mono" w:hAnsi="Adwaita Mono"/>
-          <w:color w:val="383A42"/>
-          <w:sz w:val="20"/>
-          <w:szCs w:val="20"/>
-          <w:shd w:fill="FAFAFA" w:val="clear"/>
-        </w:rPr>
-      </w:pPr>
-      <w:r>
-        <w:rPr>
-          <w:rStyle w:val="Strong"/>
-          <w:rFonts w:ascii="Adwaita Sans" w:hAnsi="Adwaita Sans"/>
-          <w:b/>
-          <w:bCs/>
           <w:color w:val="383A42"/>
           <w:sz w:val="24"/>
           <w:szCs w:val="24"/>
@@ -1360,7 +1340,7 @@
     </w:p>
     <w:p>
       <w:pPr>
-        <w:pStyle w:val="Style17"/>
+        <w:pStyle w:val="user4"/>
         <w:bidi w:val="0"/>
         <w:spacing w:lineRule="auto" w:line="276" w:before="0" w:after="140"/>
         <w:ind w:hanging="0" w:start="0" w:end="0"/>
@@ -1372,7 +1352,7 @@
       </w:pPr>
       <w:r>
         <w:rPr>
-          <w:rStyle w:val="Style12"/>
+          <w:rStyle w:val="user"/>
           <w:rFonts w:ascii="Adwaita Mono" w:hAnsi="Adwaita Mono"/>
           <w:color w:val="383A42"/>
           <w:sz w:val="24"/>
@@ -1384,7 +1364,7 @@
     </w:p>
     <w:p>
       <w:pPr>
-        <w:pStyle w:val="Style17"/>
+        <w:pStyle w:val="user4"/>
         <w:bidi w:val="0"/>
         <w:spacing w:lineRule="auto" w:line="276" w:before="0" w:after="140"/>
         <w:rPr>
@@ -1395,7 +1375,7 @@
       </w:pPr>
       <w:r>
         <w:rPr>
-          <w:rStyle w:val="Style12"/>
+          <w:rStyle w:val="user"/>
           <w:rFonts w:ascii="Adwaita Mono" w:hAnsi="Adwaita Mono"/>
           <w:color w:val="383A42"/>
           <w:sz w:val="24"/>
@@ -1406,7 +1386,7 @@
       </w:r>
       <w:r>
         <w:rPr>
-          <w:rStyle w:val="Style12"/>
+          <w:rStyle w:val="user"/>
           <w:rFonts w:ascii="Adwaita Mono" w:hAnsi="Adwaita Mono"/>
           <w:color w:val="383A42"/>
           <w:sz w:val="24"/>
@@ -1546,7 +1526,7 @@
       </w:r>
       <w:r>
         <w:rPr>
-          <w:rStyle w:val="Style12"/>
+          <w:rStyle w:val="user"/>
           <w:rFonts w:ascii="Adwaita Sans" w:hAnsi="Adwaita Sans"/>
           <w:color w:val="383A42"/>
           <w:sz w:val="24"/>
@@ -1598,7 +1578,7 @@
       </w:r>
       <w:r>
         <w:rPr>
-          <w:rStyle w:val="Style12"/>
+          <w:rStyle w:val="user"/>
           <w:rFonts w:ascii="Adwaita Sans" w:hAnsi="Adwaita Sans"/>
           <w:color w:val="383A42"/>
           <w:sz w:val="24"/>
@@ -1620,7 +1600,7 @@
     </w:p>
     <w:p>
       <w:pPr>
-        <w:pStyle w:val="Style17"/>
+        <w:pStyle w:val="user4"/>
         <w:bidi w:val="0"/>
         <w:spacing w:lineRule="auto" w:line="276" w:before="0" w:after="140"/>
         <w:ind w:hanging="0" w:start="0" w:end="0"/>
@@ -1632,7 +1612,7 @@
       </w:pPr>
       <w:r>
         <w:rPr>
-          <w:rStyle w:val="Style12"/>
+          <w:rStyle w:val="user"/>
           <w:rFonts w:ascii="Adwaita Mono" w:hAnsi="Adwaita Mono"/>
           <w:color w:val="383A42"/>
           <w:sz w:val="24"/>
@@ -1644,7 +1624,7 @@
     </w:p>
     <w:p>
       <w:pPr>
-        <w:pStyle w:val="Style17"/>
+        <w:pStyle w:val="user4"/>
         <w:bidi w:val="0"/>
         <w:spacing w:lineRule="auto" w:line="276" w:before="0" w:after="140"/>
         <w:rPr>
@@ -1655,7 +1635,7 @@
       </w:pPr>
       <w:r>
         <w:rPr>
-          <w:rStyle w:val="Style12"/>
+          <w:rStyle w:val="user"/>
           <w:rFonts w:ascii="Adwaita Mono" w:hAnsi="Adwaita Mono"/>
           <w:color w:val="383A42"/>
           <w:sz w:val="24"/>
@@ -1666,7 +1646,7 @@
       </w:r>
       <w:r>
         <w:rPr>
-          <w:rStyle w:val="Style12"/>
+          <w:rStyle w:val="user"/>
           <w:rFonts w:ascii="Adwaita Mono" w:hAnsi="Adwaita Mono"/>
           <w:color w:val="383A42"/>
           <w:sz w:val="24"/>
@@ -1678,7 +1658,7 @@
     </w:p>
     <w:p>
       <w:pPr>
-        <w:pStyle w:val="Style17"/>
+        <w:pStyle w:val="user4"/>
         <w:bidi w:val="0"/>
         <w:spacing w:lineRule="auto" w:line="276" w:before="0" w:after="140"/>
         <w:rPr>
@@ -1689,7 +1669,7 @@
       </w:pPr>
       <w:r>
         <w:rPr>
-          <w:rStyle w:val="Style12"/>
+          <w:rStyle w:val="user"/>
           <w:rFonts w:ascii="Adwaita Mono" w:hAnsi="Adwaita Mono"/>
           <w:color w:val="383A42"/>
           <w:sz w:val="24"/>
@@ -1701,7 +1681,7 @@
     </w:p>
     <w:p>
       <w:pPr>
-        <w:pStyle w:val="Style17"/>
+        <w:pStyle w:val="user4"/>
         <w:bidi w:val="0"/>
         <w:spacing w:lineRule="auto" w:line="276" w:before="0" w:after="140"/>
         <w:rPr>
@@ -1712,7 +1692,7 @@
       </w:pPr>
       <w:r>
         <w:rPr>
-          <w:rStyle w:val="Style12"/>
+          <w:rStyle w:val="user"/>
           <w:rFonts w:ascii="Adwaita Mono" w:hAnsi="Adwaita Mono"/>
           <w:color w:val="383A42"/>
           <w:sz w:val="24"/>
@@ -1723,7 +1703,7 @@
       </w:r>
       <w:r>
         <w:rPr>
-          <w:rStyle w:val="Style12"/>
+          <w:rStyle w:val="user"/>
           <w:rFonts w:ascii="Adwaita Mono" w:hAnsi="Adwaita Mono"/>
           <w:color w:val="383A42"/>
           <w:sz w:val="24"/>
@@ -1735,7 +1715,7 @@
     </w:p>
     <w:p>
       <w:pPr>
-        <w:pStyle w:val="Style17"/>
+        <w:pStyle w:val="user4"/>
         <w:bidi w:val="0"/>
         <w:spacing w:lineRule="auto" w:line="276" w:before="0" w:after="140"/>
         <w:rPr>
@@ -1746,7 +1726,7 @@
       </w:pPr>
       <w:r>
         <w:rPr>
-          <w:rStyle w:val="Style12"/>
+          <w:rStyle w:val="user"/>
           <w:rFonts w:ascii="Adwaita Mono" w:hAnsi="Adwaita Mono"/>
           <w:color w:val="383A42"/>
           <w:sz w:val="24"/>
@@ -1805,7 +1785,7 @@
       </w:r>
       <w:r>
         <w:rPr>
-          <w:rStyle w:val="Style12"/>
+          <w:rStyle w:val="user"/>
           <w:rFonts w:ascii="Adwaita Sans" w:hAnsi="Adwaita Sans"/>
           <w:color w:val="383A42"/>
           <w:sz w:val="24"/>
@@ -1826,7 +1806,7 @@
       </w:r>
       <w:r>
         <w:rPr>
-          <w:rStyle w:val="Style12"/>
+          <w:rStyle w:val="user"/>
           <w:rFonts w:ascii="Adwaita Sans" w:hAnsi="Adwaita Sans"/>
           <w:color w:val="383A42"/>
           <w:sz w:val="24"/>
@@ -1848,7 +1828,7 @@
     </w:p>
     <w:p>
       <w:pPr>
-        <w:pStyle w:val="Style17"/>
+        <w:pStyle w:val="user4"/>
         <w:bidi w:val="0"/>
         <w:spacing w:lineRule="auto" w:line="276" w:before="0" w:after="140"/>
         <w:ind w:hanging="0" w:start="0" w:end="0"/>
@@ -1860,7 +1840,7 @@
       </w:pPr>
       <w:r>
         <w:rPr>
-          <w:rStyle w:val="Style12"/>
+          <w:rStyle w:val="user"/>
           <w:rFonts w:ascii="Adwaita Mono" w:hAnsi="Adwaita Mono"/>
           <w:color w:val="383A42"/>
           <w:sz w:val="24"/>
@@ -1872,7 +1852,7 @@
     </w:p>
     <w:p>
       <w:pPr>
-        <w:pStyle w:val="Style17"/>
+        <w:pStyle w:val="user4"/>
         <w:bidi w:val="0"/>
         <w:spacing w:lineRule="auto" w:line="276" w:before="0" w:after="140"/>
         <w:rPr>
@@ -1883,7 +1863,7 @@
       </w:pPr>
       <w:r>
         <w:rPr>
-          <w:rStyle w:val="Style12"/>
+          <w:rStyle w:val="user"/>
           <w:rFonts w:ascii="Adwaita Mono" w:hAnsi="Adwaita Mono"/>
           <w:color w:val="383A42"/>
           <w:sz w:val="24"/>
@@ -1894,7 +1874,7 @@
       </w:r>
       <w:r>
         <w:rPr>
-          <w:rStyle w:val="Style12"/>
+          <w:rStyle w:val="user"/>
           <w:rFonts w:ascii="Adwaita Mono" w:hAnsi="Adwaita Mono"/>
           <w:color w:val="383A42"/>
           <w:sz w:val="24"/>
@@ -1906,7 +1886,7 @@
     </w:p>
     <w:p>
       <w:pPr>
-        <w:pStyle w:val="Style17"/>
+        <w:pStyle w:val="user4"/>
         <w:bidi w:val="0"/>
         <w:spacing w:lineRule="auto" w:line="276" w:before="0" w:after="140"/>
         <w:rPr>
@@ -1917,7 +1897,7 @@
       </w:pPr>
       <w:r>
         <w:rPr>
-          <w:rStyle w:val="Style12"/>
+          <w:rStyle w:val="user"/>
           <w:rFonts w:ascii="Adwaita Mono" w:hAnsi="Adwaita Mono"/>
           <w:color w:val="383A42"/>
           <w:sz w:val="24"/>
@@ -1947,27 +1927,7 @@
           <w:szCs w:val="24"/>
           <w:shd w:fill="FFFFFF" w:val="clear"/>
         </w:rPr>
-        <w:t xml:space="preserve">Внутри размещено несколько картинок, которые последовательно переключаются с помощью встроенной логики </w:t>
-      </w:r>
-      <w:r>
-        <w:rPr>
-          <w:rFonts w:ascii="Adwaita Sans" w:hAnsi="Adwaita Sans"/>
-          <w:color w:val="383A42"/>
-          <w:sz w:val="24"/>
-          <w:szCs w:val="24"/>
-          <w:shd w:fill="FFFFFF" w:val="clear"/>
-        </w:rPr>
-        <w:t>bootstrap</w:t>
-      </w:r>
-      <w:r>
-        <w:rPr>
-          <w:rFonts w:ascii="Adwaita Sans" w:hAnsi="Adwaita Sans"/>
-          <w:color w:val="383A42"/>
-          <w:sz w:val="24"/>
-          <w:szCs w:val="24"/>
-          <w:shd w:fill="FFFFFF" w:val="clear"/>
-        </w:rPr>
-        <w:t>.</w:t>
+        <w:t>Внутри размещено несколько картинок, которые последовательно переключаются с помощью встроенной логики bootstrap.</w:t>
       </w:r>
     </w:p>
     <w:p>
@@ -2019,7 +1979,7 @@
       </w:r>
       <w:r>
         <w:rPr>
-          <w:rStyle w:val="Style12"/>
+          <w:rStyle w:val="user"/>
           <w:rFonts w:ascii="Adwaita Sans" w:hAnsi="Adwaita Sans"/>
           <w:color w:val="383A42"/>
           <w:sz w:val="24"/>
@@ -2041,7 +2001,7 @@
     </w:p>
     <w:p>
       <w:pPr>
-        <w:pStyle w:val="Style17"/>
+        <w:pStyle w:val="user4"/>
         <w:bidi w:val="0"/>
         <w:spacing w:lineRule="auto" w:line="276" w:before="0" w:after="140"/>
         <w:ind w:hanging="0" w:start="0" w:end="0"/>
@@ -2053,7 +2013,7 @@
       </w:pPr>
       <w:r>
         <w:rPr>
-          <w:rStyle w:val="Style12"/>
+          <w:rStyle w:val="user"/>
           <w:rFonts w:ascii="Adwaita Mono" w:hAnsi="Adwaita Mono"/>
           <w:color w:val="383A42"/>
           <w:sz w:val="24"/>
@@ -2112,7 +2072,7 @@
       </w:r>
       <w:r>
         <w:rPr>
-          <w:rStyle w:val="Style12"/>
+          <w:rStyle w:val="user"/>
           <w:rFonts w:ascii="Adwaita Sans" w:hAnsi="Adwaita Sans"/>
           <w:color w:val="383A42"/>
           <w:sz w:val="24"/>
@@ -2134,7 +2094,7 @@
     </w:p>
     <w:p>
       <w:pPr>
-        <w:pStyle w:val="Style17"/>
+        <w:pStyle w:val="user4"/>
         <w:bidi w:val="0"/>
         <w:spacing w:lineRule="auto" w:line="276" w:before="0" w:after="140"/>
         <w:ind w:hanging="0" w:start="0" w:end="0"/>
@@ -2146,7 +2106,7 @@
       </w:pPr>
       <w:r>
         <w:rPr>
-          <w:rStyle w:val="Style12"/>
+          <w:rStyle w:val="user"/>
           <w:rFonts w:ascii="Adwaita Mono" w:hAnsi="Adwaita Mono"/>
           <w:color w:val="383A42"/>
           <w:sz w:val="24"/>
@@ -2277,7 +2237,7 @@
       </w:r>
       <w:r>
         <w:rPr>
-          <w:rStyle w:val="Style12"/>
+          <w:rStyle w:val="user"/>
           <w:rFonts w:ascii="Adwaita Sans" w:hAnsi="Adwaita Sans"/>
           <w:color w:val="383A42"/>
           <w:sz w:val="24"/>
@@ -2295,6 +2255,30 @@
           <w:shd w:fill="FFFFFF" w:val="clear"/>
         </w:rPr>
         <w:t xml:space="preserve"> — для боковых модулей.</w:t>
+      </w:r>
+    </w:p>
+    <w:p>
+      <w:pPr>
+        <w:pStyle w:val="Normal"/>
+        <w:rPr>
+          <w:rFonts w:ascii="Adwaita Mono" w:hAnsi="Adwaita Mono"/>
+          <w:color w:val="111111"/>
+          <w:sz w:val="24"/>
+          <w:szCs w:val="24"/>
+          <w:highlight w:val="none"/>
+          <w:shd w:fill="FFFFFF" w:val="clear"/>
+        </w:rPr>
+      </w:pPr>
+      <w:r>
+        <w:rPr>
+          <w:rFonts w:ascii="Adwaita Mono" w:hAnsi="Adwaita Mono"/>
+          <w:b w:val="false"/>
+          <w:color w:val="111111"/>
+          <w:sz w:val="24"/>
+          <w:szCs w:val="24"/>
+          <w:shd w:fill="FFFFFF" w:val="clear"/>
+        </w:rPr>
+        <w:t>&lt;jdoc:include type="modules" name="kukirmash-left" /&gt;</w:t>
       </w:r>
     </w:p>
     <w:p>
@@ -2348,19 +2332,19 @@
     </w:p>
     <w:p>
       <w:pPr>
-        <w:pStyle w:val="Style17"/>
+        <w:pStyle w:val="user4"/>
         <w:bidi w:val="0"/>
         <w:spacing w:lineRule="auto" w:line="276" w:before="0" w:after="140"/>
         <w:ind w:hanging="0" w:start="0" w:end="0"/>
         <w:rPr>
           <w:rFonts w:ascii="Adwaita Mono" w:hAnsi="Adwaita Mono" w:eastAsia="Noto Serif CJK SC" w:cs="Noto Sans Devanagari"/>
-          <w:color w:val="383A42"/>
-          <w:shd w:fill="FAFAFA" w:val="clear"/>
-        </w:rPr>
-      </w:pPr>
-      <w:r>
-        <w:rPr>
-          <w:rStyle w:val="Style12"/>
+          <w:color w:val="111111"/>
+          <w:shd w:fill="FAFAFA" w:val="clear"/>
+        </w:rPr>
+      </w:pPr>
+      <w:r>
+        <w:rPr>
+          <w:rStyle w:val="user"/>
           <w:rFonts w:ascii="Adwaita Mono" w:hAnsi="Adwaita Mono"/>
           <w:color w:val="383A42"/>
           <w:sz w:val="24"/>
@@ -2442,7 +2426,7 @@
       </w:r>
       <w:r>
         <w:rPr>
-          <w:rStyle w:val="Style12"/>
+          <w:rStyle w:val="user"/>
           <w:rFonts w:ascii="Adwaita Sans" w:hAnsi="Adwaita Sans"/>
           <w:color w:val="383A42"/>
           <w:sz w:val="24"/>
@@ -2511,7 +2495,7 @@
       </w:r>
       <w:r>
         <w:rPr>
-          <w:rStyle w:val="Style12"/>
+          <w:rStyle w:val="user"/>
           <w:rFonts w:ascii="Adwaita Sans" w:hAnsi="Adwaita Sans"/>
           <w:color w:val="383A42"/>
           <w:sz w:val="24"/>
@@ -2533,7 +2517,7 @@
     </w:p>
     <w:p>
       <w:pPr>
-        <w:pStyle w:val="Style17"/>
+        <w:pStyle w:val="user4"/>
         <w:bidi w:val="0"/>
         <w:spacing w:lineRule="auto" w:line="276" w:before="0" w:after="140"/>
         <w:ind w:hanging="0" w:start="0" w:end="0"/>
@@ -2545,7 +2529,7 @@
       </w:pPr>
       <w:r>
         <w:rPr>
-          <w:rStyle w:val="Style12"/>
+          <w:rStyle w:val="user"/>
           <w:rFonts w:ascii="Adwaita Mono" w:hAnsi="Adwaita Mono"/>
           <w:color w:val="383A42"/>
           <w:sz w:val="24"/>
@@ -2630,7 +2614,7 @@
       </w:r>
       <w:r>
         <w:rPr>
-          <w:rStyle w:val="Style12"/>
+          <w:rStyle w:val="user"/>
           <w:rFonts w:ascii="Adwaita Sans" w:hAnsi="Adwaita Sans"/>
           <w:color w:val="383A42"/>
           <w:sz w:val="24"/>
@@ -2652,7 +2636,7 @@
     </w:p>
     <w:p>
       <w:pPr>
-        <w:pStyle w:val="Style17"/>
+        <w:pStyle w:val="user4"/>
         <w:bidi w:val="0"/>
         <w:spacing w:lineRule="auto" w:line="276" w:before="0" w:after="140"/>
         <w:ind w:hanging="0" w:start="0" w:end="0"/>
@@ -2664,7 +2648,7 @@
       </w:pPr>
       <w:r>
         <w:rPr>
-          <w:rStyle w:val="Style12"/>
+          <w:rStyle w:val="user"/>
           <w:rFonts w:ascii="Adwaita Mono" w:hAnsi="Adwaita Mono"/>
           <w:color w:val="383A42"/>
           <w:sz w:val="24"/>
@@ -2676,7 +2660,7 @@
     </w:p>
     <w:p>
       <w:pPr>
-        <w:pStyle w:val="Style17"/>
+        <w:pStyle w:val="user4"/>
         <w:bidi w:val="0"/>
         <w:spacing w:lineRule="auto" w:line="276" w:before="0" w:after="140"/>
         <w:rPr>
@@ -2687,7 +2671,7 @@
       </w:pPr>
       <w:r>
         <w:rPr>
-          <w:rStyle w:val="Style12"/>
+          <w:rStyle w:val="user"/>
           <w:rFonts w:ascii="Adwaita Mono" w:hAnsi="Adwaita Mono"/>
           <w:color w:val="383A42"/>
           <w:sz w:val="24"/>
@@ -2698,7 +2682,7 @@
       </w:r>
       <w:r>
         <w:rPr>
-          <w:rStyle w:val="Style12"/>
+          <w:rStyle w:val="user"/>
           <w:rFonts w:ascii="Adwaita Mono" w:hAnsi="Adwaita Mono"/>
           <w:color w:val="383A42"/>
           <w:sz w:val="24"/>
@@ -2710,7 +2694,7 @@
     </w:p>
     <w:p>
       <w:pPr>
-        <w:pStyle w:val="Style17"/>
+        <w:pStyle w:val="user4"/>
         <w:bidi w:val="0"/>
         <w:spacing w:lineRule="auto" w:line="276" w:before="0" w:after="140"/>
         <w:rPr>
@@ -2721,7 +2705,7 @@
       </w:pPr>
       <w:r>
         <w:rPr>
-          <w:rStyle w:val="Style12"/>
+          <w:rStyle w:val="user"/>
           <w:rFonts w:ascii="Adwaita Mono" w:hAnsi="Adwaita Mono"/>
           <w:color w:val="383A42"/>
           <w:sz w:val="24"/>
@@ -2803,7 +2787,7 @@
       </w:r>
       <w:r>
         <w:rPr>
-          <w:rStyle w:val="Style12"/>
+          <w:rStyle w:val="user"/>
           <w:rFonts w:ascii="Adwaita Sans" w:hAnsi="Adwaita Sans"/>
           <w:color w:val="383A42"/>
           <w:sz w:val="24"/>
@@ -2825,7 +2809,7 @@
     </w:p>
     <w:p>
       <w:pPr>
-        <w:pStyle w:val="Style17"/>
+        <w:pStyle w:val="user4"/>
         <w:bidi w:val="0"/>
         <w:spacing w:lineRule="auto" w:line="276" w:before="0" w:after="283"/>
         <w:ind w:hanging="0" w:start="0" w:end="0"/>
@@ -2837,7 +2821,7 @@
       </w:pPr>
       <w:r>
         <w:rPr>
-          <w:rStyle w:val="Style12"/>
+          <w:rStyle w:val="user"/>
           <w:rFonts w:ascii="Adwaita Mono" w:hAnsi="Adwaita Mono"/>
           <w:color w:val="383A42"/>
           <w:sz w:val="24"/>
@@ -2849,7 +2833,7 @@
     </w:p>
     <w:p>
       <w:pPr>
-        <w:pStyle w:val="Style16"/>
+        <w:pStyle w:val="Style14"/>
         <w:numPr>
           <w:ilvl w:val="0"/>
           <w:numId w:val="1"/>
@@ -2884,7 +2868,7 @@
       </w:pPr>
       <w:r>
         <w:rPr>
-          <w:rStyle w:val="Style12"/>
+          <w:rStyle w:val="user"/>
           <w:rFonts w:ascii="Adwaita Mono" w:hAnsi="Adwaita Mono"/>
           <w:b w:val="false"/>
           <w:bCs w:val="false"/>
@@ -2898,7 +2882,7 @@
       </w:r>
       <w:r>
         <w:rPr>
-          <w:rStyle w:val="Style12"/>
+          <w:rStyle w:val="user"/>
           <w:rFonts w:ascii="Adwaita Mono" w:hAnsi="Adwaita Mono"/>
           <w:b w:val="false"/>
           <w:bCs w:val="false"/>
@@ -2912,7 +2896,7 @@
       </w:r>
       <w:r>
         <w:rPr>
-          <w:rStyle w:val="Style12"/>
+          <w:rStyle w:val="user"/>
           <w:rFonts w:ascii="Adwaita Mono" w:hAnsi="Adwaita Mono"/>
           <w:b w:val="false"/>
           <w:bCs w:val="false"/>
@@ -4969,7 +4953,7 @@
     </w:p>
     <w:p>
       <w:pPr>
-        <w:pStyle w:val="Style16"/>
+        <w:pStyle w:val="Style14"/>
         <w:numPr>
           <w:ilvl w:val="0"/>
           <w:numId w:val="1"/>
@@ -5644,7 +5628,7 @@
     </w:p>
     <w:p>
       <w:pPr>
-        <w:pStyle w:val="Style16"/>
+        <w:pStyle w:val="Style14"/>
         <w:bidi w:val="0"/>
         <w:ind w:hanging="0" w:start="0" w:end="0"/>
         <w:rPr>
@@ -5665,7 +5649,7 @@
     </w:p>
     <w:p>
       <w:pPr>
-        <w:pStyle w:val="Style16"/>
+        <w:pStyle w:val="Style14"/>
         <w:numPr>
           <w:ilvl w:val="0"/>
           <w:numId w:val="1"/>
@@ -5691,7 +5675,7 @@
     </w:p>
     <w:p>
       <w:pPr>
-        <w:pStyle w:val="Style16"/>
+        <w:pStyle w:val="Style14"/>
         <w:numPr>
           <w:ilvl w:val="0"/>
           <w:numId w:val="0"/>
@@ -6068,7 +6052,7 @@
       </w:r>
       <w:r>
         <w:rPr>
-          <w:rStyle w:val="Style12"/>
+          <w:rStyle w:val="user"/>
           <w:rFonts w:ascii="Adwaita Sans" w:hAnsi="Adwaita Sans"/>
           <w:b w:val="false"/>
           <w:color w:val="383A42"/>
@@ -6114,7 +6098,7 @@
       </w:r>
       <w:r>
         <w:rPr>
-          <w:rStyle w:val="Style12"/>
+          <w:rStyle w:val="user"/>
           <w:rFonts w:ascii="Adwaita Sans" w:hAnsi="Adwaita Sans"/>
           <w:color w:val="383A42"/>
           <w:sz w:val="24"/>
@@ -6218,7 +6202,7 @@
       </w:r>
       <w:r>
         <w:rPr>
-          <w:rStyle w:val="Style12"/>
+          <w:rStyle w:val="user"/>
           <w:rFonts w:ascii="Adwaita Sans" w:hAnsi="Adwaita Sans"/>
           <w:color w:val="383A42"/>
           <w:sz w:val="24"/>
@@ -6269,7 +6253,7 @@
       </w:r>
       <w:r>
         <w:rPr>
-          <w:rStyle w:val="Style12"/>
+          <w:rStyle w:val="user"/>
           <w:rFonts w:ascii="Adwaita Sans" w:hAnsi="Adwaita Sans"/>
           <w:color w:val="383A42"/>
           <w:sz w:val="24"/>
@@ -6341,7 +6325,7 @@
       </w:r>
       <w:r>
         <w:rPr>
-          <w:rStyle w:val="Style12"/>
+          <w:rStyle w:val="user"/>
           <w:rFonts w:ascii="Adwaita Sans" w:hAnsi="Adwaita Sans"/>
           <w:b w:val="false"/>
           <w:color w:val="383A42"/>
@@ -6415,18 +6399,7 @@
           <w:szCs w:val="24"/>
           <w:shd w:fill="FFFFFF" w:val="clear"/>
         </w:rPr>
-        <w:t>Блоки меню и авторизации</w:t>
-      </w:r>
-      <w:r>
-        <w:rPr>
-          <w:rFonts w:ascii="Adwaita Sans" w:hAnsi="Adwaita Sans"/>
-          <w:b w:val="false"/>
-          <w:color w:val="383A42"/>
-          <w:sz w:val="24"/>
-          <w:szCs w:val="24"/>
-          <w:shd w:fill="FFFFFF" w:val="clear"/>
-        </w:rPr>
-        <w:t>:</w:t>
+        <w:t>Блоки меню и авторизации:</w:t>
       </w:r>
     </w:p>
     <w:p>
@@ -6460,7 +6433,7 @@
       </w:r>
       <w:r>
         <w:rPr>
-          <w:rStyle w:val="Style12"/>
+          <w:rStyle w:val="user"/>
           <w:rFonts w:ascii="Adwaita Sans" w:hAnsi="Adwaita Sans"/>
           <w:color w:val="383A42"/>
           <w:sz w:val="24"/>
@@ -6535,7 +6508,7 @@
       </w:r>
       <w:r>
         <w:rPr>
-          <w:rStyle w:val="Style12"/>
+          <w:rStyle w:val="user"/>
           <w:rFonts w:ascii="Adwaita Sans" w:hAnsi="Adwaita Sans"/>
           <w:color w:val="383A42"/>
           <w:sz w:val="24"/>
@@ -6612,7 +6585,7 @@
     </w:p>
     <w:p>
       <w:pPr>
-        <w:pStyle w:val="Style16"/>
+        <w:pStyle w:val="Style14"/>
         <w:numPr>
           <w:ilvl w:val="0"/>
           <w:numId w:val="0"/>
@@ -6933,7 +6906,7 @@
       </w:r>
       <w:r>
         <w:rPr>
-          <w:rStyle w:val="Style12"/>
+          <w:rStyle w:val="user"/>
           <w:rFonts w:ascii="Adwaita Sans" w:hAnsi="Adwaita Sans"/>
           <w:color w:val="383A42"/>
           <w:sz w:val="24"/>
@@ -6974,7 +6947,7 @@
       </w:r>
       <w:r>
         <w:rPr>
-          <w:rStyle w:val="Style12"/>
+          <w:rStyle w:val="user"/>
           <w:rFonts w:ascii="Adwaita Sans" w:hAnsi="Adwaita Sans"/>
           <w:color w:val="383A42"/>
           <w:sz w:val="24"/>
@@ -7047,7 +7020,7 @@
       </w:r>
       <w:r>
         <w:rPr>
-          <w:rStyle w:val="Style12"/>
+          <w:rStyle w:val="user"/>
           <w:rFonts w:ascii="Adwaita Sans" w:hAnsi="Adwaita Sans"/>
           <w:color w:val="383A42"/>
           <w:sz w:val="24"/>
@@ -7097,7 +7070,7 @@
       </w:r>
       <w:r>
         <w:rPr>
-          <w:rStyle w:val="Style12"/>
+          <w:rStyle w:val="user"/>
           <w:rFonts w:ascii="Adwaita Sans" w:hAnsi="Adwaita Sans"/>
           <w:color w:val="383A42"/>
           <w:sz w:val="24"/>
@@ -7137,17 +7110,7 @@
           <w:szCs w:val="24"/>
           <w:shd w:fill="FFFFFF" w:val="clear"/>
         </w:rPr>
-        <w:t>Такой контраст создаёт чёткие границы и подчёркивает структуру страни</w:t>
-      </w:r>
-      <w:r>
-        <w:rPr>
-          <w:rFonts w:ascii="Adwaita Sans" w:hAnsi="Adwaita Sans"/>
-          <w:color w:val="383A42"/>
-          <w:sz w:val="24"/>
-          <w:szCs w:val="24"/>
-          <w:shd w:fill="FFFFFF" w:val="clear"/>
-        </w:rPr>
-        <w:t>цы.</w:t>
+        <w:t>Такой контраст создаёт чёткие границы и подчёркивает структуру страницы.</w:t>
       </w:r>
     </w:p>
     <w:p>
@@ -7171,7 +7134,7 @@
       </w:r>
       <w:r>
         <w:rPr>
-          <w:rStyle w:val="Style12"/>
+          <w:rStyle w:val="user"/>
           <w:rFonts w:ascii="Adwaita Sans" w:hAnsi="Adwaita Sans"/>
           <w:color w:val="383A42"/>
           <w:sz w:val="24"/>
@@ -7208,41 +7171,11 @@
           <w:szCs w:val="24"/>
           <w:shd w:fill="FFFFFF" w:val="clear"/>
         </w:rPr>
-        <w:t>Б</w:t>
-      </w:r>
-      <w:r>
-        <w:rPr>
-          <w:rFonts w:ascii="Adwaita Sans" w:hAnsi="Adwaita Sans"/>
-          <w:color w:val="383A42"/>
-          <w:sz w:val="24"/>
-          <w:szCs w:val="24"/>
-          <w:shd w:fill="FFFFFF" w:val="clear"/>
-        </w:rPr>
-        <w:t xml:space="preserve">лок </w:t>
-      </w:r>
-      <w:r>
-        <w:rPr>
-          <w:rFonts w:ascii="Adwaita Sans" w:hAnsi="Adwaita Sans"/>
-          <w:color w:val="383A42"/>
-          <w:sz w:val="24"/>
-          <w:szCs w:val="24"/>
-          <w:shd w:fill="FFFFFF" w:val="clear"/>
-        </w:rPr>
-        <w:t>меню и авторизации</w:t>
-      </w:r>
-      <w:r>
-        <w:rPr>
-          <w:rFonts w:ascii="Adwaita Sans" w:hAnsi="Adwaita Sans"/>
-          <w:color w:val="383A42"/>
-          <w:sz w:val="24"/>
-          <w:szCs w:val="24"/>
-          <w:shd w:fill="FFFFFF" w:val="clear"/>
-        </w:rPr>
-        <w:t xml:space="preserve"> используют синий цвет рамок (</w:t>
-      </w:r>
-      <w:r>
-        <w:rPr>
-          <w:rStyle w:val="Style12"/>
+        <w:t>Блок меню и авторизации используют синий цвет рамок (</w:t>
+      </w:r>
+      <w:r>
+        <w:rPr>
+          <w:rStyle w:val="user"/>
           <w:rFonts w:ascii="Adwaita Sans" w:hAnsi="Adwaita Sans"/>
           <w:color w:val="383A42"/>
           <w:sz w:val="24"/>
@@ -7332,7 +7265,7 @@
     </w:p>
     <w:p>
       <w:pPr>
-        <w:pStyle w:val="Style16"/>
+        <w:pStyle w:val="Style14"/>
         <w:numPr>
           <w:ilvl w:val="0"/>
           <w:numId w:val="1"/>
@@ -7358,7 +7291,7 @@
     </w:p>
     <w:p>
       <w:pPr>
-        <w:pStyle w:val="Style16"/>
+        <w:pStyle w:val="Style14"/>
         <w:bidi w:val="0"/>
         <w:ind w:firstLine="360" w:start="0" w:end="0"/>
         <w:rPr>
@@ -7380,7 +7313,7 @@
     </w:p>
     <w:p>
       <w:pPr>
-        <w:pStyle w:val="Style16"/>
+        <w:pStyle w:val="Style14"/>
         <w:bidi w:val="0"/>
         <w:ind w:firstLine="360" w:start="0" w:end="0"/>
         <w:rPr>
@@ -7402,7 +7335,7 @@
     </w:p>
     <w:p>
       <w:pPr>
-        <w:pStyle w:val="Style16"/>
+        <w:pStyle w:val="Style14"/>
         <w:bidi w:val="0"/>
         <w:ind w:firstLine="360" w:start="0" w:end="0"/>
         <w:rPr>
@@ -7426,7 +7359,7 @@
     </w:p>
     <w:p>
       <w:pPr>
-        <w:pStyle w:val="Style16"/>
+        <w:pStyle w:val="Style14"/>
         <w:bidi w:val="0"/>
         <w:ind w:firstLine="360" w:start="0" w:end="0"/>
         <w:rPr>
@@ -7441,44 +7374,12 @@
           <w:sz w:val="24"/>
           <w:szCs w:val="24"/>
         </w:rPr>
-        <w:t>css/</w:t>
-      </w:r>
-      <w:r>
-        <w:rPr>
-          <w:rFonts w:ascii="Adwaita Sans" w:hAnsi="Adwaita Sans"/>
-          <w:sz w:val="24"/>
-          <w:szCs w:val="24"/>
-        </w:rPr>
-        <w:t>template</w:t>
-      </w:r>
-      <w:r>
-        <w:rPr>
-          <w:rFonts w:ascii="Adwaita Sans" w:hAnsi="Adwaita Sans"/>
-          <w:sz w:val="24"/>
-          <w:szCs w:val="24"/>
-        </w:rPr>
-        <w:t xml:space="preserve">.css — </w:t>
-      </w:r>
-      <w:r>
-        <w:rPr>
-          <w:rFonts w:ascii="Adwaita Sans" w:hAnsi="Adwaita Sans"/>
-          <w:sz w:val="24"/>
-          <w:szCs w:val="24"/>
-        </w:rPr>
-        <w:t xml:space="preserve">общее </w:t>
-      </w:r>
-      <w:r>
-        <w:rPr>
-          <w:rFonts w:ascii="Adwaita Sans" w:hAnsi="Adwaita Sans"/>
-          <w:sz w:val="24"/>
-          <w:szCs w:val="24"/>
-        </w:rPr>
-        <w:t>стилевое оформление</w:t>
-      </w:r>
-    </w:p>
-    <w:p>
-      <w:pPr>
-        <w:pStyle w:val="Style16"/>
+        <w:t>css/template.css — общее стилевое оформление</w:t>
+      </w:r>
+    </w:p>
+    <w:p>
+      <w:pPr>
+        <w:pStyle w:val="Style14"/>
         <w:bidi w:val="0"/>
         <w:ind w:firstLine="360" w:start="0" w:end="0"/>
         <w:rPr>
@@ -7500,7 +7401,7 @@
     </w:p>
     <w:p>
       <w:pPr>
-        <w:pStyle w:val="Style16"/>
+        <w:pStyle w:val="Style14"/>
         <w:bidi w:val="0"/>
         <w:ind w:firstLine="360" w:start="0" w:end="0"/>
         <w:rPr>
@@ -7522,7 +7423,7 @@
     </w:p>
     <w:p>
       <w:pPr>
-        <w:pStyle w:val="Style16"/>
+        <w:pStyle w:val="Style14"/>
         <w:numPr>
           <w:ilvl w:val="0"/>
           <w:numId w:val="1"/>
@@ -7548,7 +7449,7 @@
     </w:p>
     <w:p>
       <w:pPr>
-        <w:pStyle w:val="Style16"/>
+        <w:pStyle w:val="Style14"/>
         <w:bidi w:val="0"/>
         <w:ind w:hanging="0" w:start="0" w:end="0"/>
         <w:rPr>
@@ -7617,7 +7518,7 @@
     </w:p>
     <w:p>
       <w:pPr>
-        <w:pStyle w:val="Style16"/>
+        <w:pStyle w:val="Style14"/>
         <w:numPr>
           <w:ilvl w:val="0"/>
           <w:numId w:val="0"/>
@@ -7645,7 +7546,7 @@
     </w:p>
     <w:p>
       <w:pPr>
-        <w:pStyle w:val="Style16"/>
+        <w:pStyle w:val="Style14"/>
         <w:numPr>
           <w:ilvl w:val="0"/>
           <w:numId w:val="1"/>
@@ -7726,47 +7627,7 @@
           <w:sz w:val="24"/>
           <w:szCs w:val="24"/>
         </w:rPr>
-        <w:t xml:space="preserve">В данной работе я познакомился с </w:t>
-      </w:r>
-      <w:r>
-        <w:rPr>
-          <w:rFonts w:ascii="Adwaita Sans" w:hAnsi="Adwaita Sans"/>
-          <w:b w:val="false"/>
-          <w:bCs w:val="false"/>
-          <w:sz w:val="24"/>
-          <w:szCs w:val="24"/>
-        </w:rPr>
-        <w:t>шаблонами</w:t>
-      </w:r>
-      <w:r>
-        <w:rPr>
-          <w:rFonts w:ascii="Adwaita Sans" w:hAnsi="Adwaita Sans"/>
-          <w:b w:val="false"/>
-          <w:bCs w:val="false"/>
-          <w:sz w:val="24"/>
-          <w:szCs w:val="24"/>
-        </w:rPr>
-        <w:t xml:space="preserve"> Joomla, </w:t>
-      </w:r>
-      <w:r>
-        <w:rPr>
-          <w:rFonts w:ascii="Adwaita Sans" w:hAnsi="Adwaita Sans"/>
-          <w:b w:val="false"/>
-          <w:bCs w:val="false"/>
-          <w:sz w:val="24"/>
-          <w:szCs w:val="24"/>
-        </w:rPr>
-        <w:t>п</w:t>
-      </w:r>
-      <w:r>
-        <w:rPr>
-          <w:rFonts w:ascii="Adwaita Sans" w:hAnsi="Adwaita Sans"/>
-          <w:b w:val="false"/>
-          <w:bCs w:val="false"/>
-          <w:sz w:val="24"/>
-          <w:szCs w:val="24"/>
-        </w:rPr>
-        <w:t>олучил практические навыки по работе с ними.</w:t>
+        <w:t>В данной работе я познакомился с шаблонами Joomla, получил практические навыки по работе с ними.</w:t>
       </w:r>
     </w:p>
     <w:sectPr>
@@ -8881,7 +8742,6 @@
     </w:lvl>
     <w:lvl w:ilvl="1">
       <w:start w:val="1"/>
-      <w:pStyle w:val="Heading2"/>
       <w:numFmt w:val="none"/>
       <w:suff w:val="nothing"/>
       <w:lvlText w:val=""/>
@@ -9054,7 +8914,7 @@
   </w:style>
   <w:style w:type="paragraph" w:styleId="Heading2">
     <w:name w:val="heading 2"/>
-    <w:basedOn w:val="Style14"/>
+    <w:basedOn w:val="user2"/>
     <w:next w:val="BodyText"/>
     <w:qFormat/>
     <w:pPr>
@@ -9071,7 +8931,7 @@
   </w:style>
   <w:style w:type="paragraph" w:styleId="Heading3">
     <w:name w:val="heading 3"/>
-    <w:basedOn w:val="Style14"/>
+    <w:basedOn w:val="user2"/>
     <w:next w:val="BodyText"/>
     <w:qFormat/>
     <w:pPr>
@@ -9120,21 +8980,21 @@
       <w:bCs/>
     </w:rPr>
   </w:style>
-  <w:style w:type="character" w:styleId="Style12">
-    <w:name w:val="Исходный текст"/>
+  <w:style w:type="character" w:styleId="user">
+    <w:name w:val="Исходный текст (user)"/>
     <w:qFormat/>
     <w:rPr>
       <w:rFonts w:ascii="Liberation Mono" w:hAnsi="Liberation Mono" w:eastAsia="Noto Sans Mono CJK SC" w:cs="Liberation Mono"/>
     </w:rPr>
   </w:style>
-  <w:style w:type="character" w:styleId="Style13">
-    <w:name w:val="Маркеры"/>
+  <w:style w:type="character" w:styleId="user1">
+    <w:name w:val="Маркеры (user)"/>
     <w:qFormat/>
     <w:rPr>
       <w:rFonts w:ascii="OpenSymbol" w:hAnsi="OpenSymbol" w:eastAsia="OpenSymbol" w:cs="OpenSymbol"/>
     </w:rPr>
   </w:style>
-  <w:style w:type="paragraph" w:styleId="Style14">
+  <w:style w:type="paragraph" w:styleId="Style12">
     <w:name w:val="Заголовок"/>
     <w:basedOn w:val="Normal"/>
     <w:next w:val="BodyText"/>
@@ -9181,7 +9041,7 @@
       <w:szCs w:val="24"/>
     </w:rPr>
   </w:style>
-  <w:style w:type="paragraph" w:styleId="Style15">
+  <w:style w:type="paragraph" w:styleId="Style13">
     <w:name w:val="Указатель"/>
     <w:basedOn w:val="Normal"/>
     <w:qFormat/>
@@ -9192,7 +9052,7 @@
       <w:rFonts w:cs="Noto Sans Devanagari"/>
     </w:rPr>
   </w:style>
-  <w:style w:type="paragraph" w:styleId="user">
+  <w:style w:type="paragraph" w:styleId="user2">
     <w:name w:val="Заголовок (user)"/>
     <w:basedOn w:val="Normal"/>
     <w:next w:val="BodyText"/>
@@ -9207,7 +9067,7 @@
       <w:szCs w:val="28"/>
     </w:rPr>
   </w:style>
-  <w:style w:type="paragraph" w:styleId="user1">
+  <w:style w:type="paragraph" w:styleId="user3">
     <w:name w:val="Указатель (user)"/>
     <w:basedOn w:val="Normal"/>
     <w:qFormat/>
@@ -9218,7 +9078,7 @@
       <w:rFonts w:cs="Noto Sans Devanagari"/>
     </w:rPr>
   </w:style>
-  <w:style w:type="paragraph" w:styleId="Style16">
+  <w:style w:type="paragraph" w:styleId="Style14">
     <w:name w:val="Основной для текста"/>
     <w:basedOn w:val="BodyText"/>
     <w:qFormat/>
@@ -9229,8 +9089,8 @@
     </w:pPr>
     <w:rPr/>
   </w:style>
-  <w:style w:type="paragraph" w:styleId="Style17">
-    <w:name w:val="Текст в заданном формате"/>
+  <w:style w:type="paragraph" w:styleId="user4">
+    <w:name w:val="Текст в заданном формате (user)"/>
     <w:basedOn w:val="Normal"/>
     <w:qFormat/>
     <w:pPr>
@@ -9242,8 +9102,8 @@
       <w:szCs w:val="20"/>
     </w:rPr>
   </w:style>
-  <w:style w:type="paragraph" w:styleId="Style18">
-    <w:name w:val="Горизонтальная линия"/>
+  <w:style w:type="paragraph" w:styleId="user5">
+    <w:name w:val="Горизонтальная линия (user)"/>
     <w:basedOn w:val="Normal"/>
     <w:next w:val="BodyText"/>
     <w:qFormat/>
@@ -9259,8 +9119,8 @@
       <w:szCs w:val="12"/>
     </w:rPr>
   </w:style>
-  <w:style w:type="paragraph" w:styleId="Style19">
-    <w:name w:val="Содержимое таблицы"/>
+  <w:style w:type="paragraph" w:styleId="user6">
+    <w:name w:val="Содержимое таблицы (user)"/>
     <w:basedOn w:val="Normal"/>
     <w:qFormat/>
     <w:pPr>
@@ -9269,9 +9129,9 @@
     </w:pPr>
     <w:rPr/>
   </w:style>
-  <w:style w:type="paragraph" w:styleId="Style20">
-    <w:name w:val="Заголовок таблицы"/>
-    <w:basedOn w:val="Style19"/>
+  <w:style w:type="paragraph" w:styleId="user7">
+    <w:name w:val="Заголовок таблицы (user)"/>
+    <w:basedOn w:val="user6"/>
     <w:qFormat/>
     <w:pPr>
       <w:suppressLineNumbers/>
